--- a/skills/draft-legal-docs/templates/和解协议.template.docx
+++ b/skills/draft-legal-docs/templates/和解协议.template.docx
@@ -1,420 +1,420 @@
 
 <file path=word/document.xml><?xml version="1.0" encoding="utf-8"?>
-<w:document xmlns:wpc="http://schemas.microsoft.com/office/word/2010/wordprocessingCanvas" xmlns:mc="http://schemas.openxmlformats.org/markup-compatibility/2006" xmlns:o="urn:schemas-microsoft-com:office:office" xmlns:r="http://schemas.openxmlformats.org/officeDocument/2006/relationships" xmlns:m="http://schemas.openxmlformats.org/officeDocument/2006/math" xmlns:v="urn:schemas-microsoft-com:vml" xmlns:wp14="http://schemas.microsoft.com/office/word/2010/wordprocessingDrawing" xmlns:wp="http://schemas.openxmlformats.org/drawingml/2006/wordprocessingDrawing" xmlns:w="http://schemas.openxmlformats.org/wordprocessingml/2006/main" xmlns:w14="http://schemas.microsoft.com/office/word/2010/wordml" xmlns:w10="urn:schemas-microsoft-com:office:word" xmlns:w15="http://schemas.microsoft.com/office/word/2012/wordml" xmlns:wpg="http://schemas.microsoft.com/office/word/2010/wordprocessingGroup" xmlns:wpi="http://schemas.microsoft.com/office/word/2010/wordprocessingInk" xmlns:wne="http://schemas.microsoft.com/office/word/2006/wordml" xmlns:wps="http://schemas.microsoft.com/office/word/2010/wordprocessingShape" xmlns:wpsCustomData="http://www.wps.cn/officeDocument/2013/wpsCustomData" mc:Ignorable="w14 w15 wp14">
-  <w:body>
-    <w:p>
-      <w:pPr>
-        <w:spacing w:after="240"/>
-        <w:jc w:val="center"/>
-      </w:pPr>
-      <w:r>
-        <w:rPr>
-          <w:rFonts w:ascii="黑体" w:hAnsi="黑体" w:eastAsia="黑体"/>
-          <w:b/>
-          <w:sz w:val="32"/>
-        </w:rPr>
-        <w:t>和解协议</w:t>
-      </w:r>
-    </w:p>
-    <w:p>
-      <w:pPr>
-        <w:spacing w:line="360" w:lineRule="auto"/>
-      </w:pPr>
-      <w:r>
-        <w:rPr>
-          <w:rFonts w:ascii="仿宋" w:hAnsi="仿宋" w:eastAsia="仿宋"/>
-          <w:b w:val="0"/>
-          <w:sz w:val="28"/>
-        </w:rPr>
-        <w:t>甲方：[甲方姓名]，[性别]，[民族]，[甲方出生年月日]出生，身份证号码[甲方身份证号]，住所地[甲方住所地]。</w:t>
-      </w:r>
-    </w:p>
-    <w:p>
-      <w:pPr>
-        <w:spacing w:line="360" w:lineRule="auto"/>
-      </w:pPr>
-      <w:r>
-        <w:rPr>
-          <w:rFonts w:ascii="仿宋" w:hAnsi="仿宋" w:eastAsia="仿宋"/>
-          <w:b w:val="0"/>
-          <w:sz w:val="28"/>
-        </w:rPr>
-        <w:t>乙方：[乙方姓名]，[性别]，[民族]，[乙方出生年月日]出生，身份证号码[乙方身份证号]，住所地[乙方住所地]。</w:t>
-      </w:r>
-    </w:p>
-    <w:p>
-      <w:pPr>
-        <w:spacing w:line="360" w:lineRule="auto"/>
-        <w:ind w:firstLine="420"/>
-      </w:pPr>
-      <w:r>
-        <w:rPr>
-          <w:rFonts w:ascii="仿宋" w:hAnsi="仿宋" w:eastAsia="仿宋"/>
-          <w:b w:val="0"/>
-          <w:sz w:val="28"/>
-        </w:rPr>
-        <w:t>甲、乙双方原系夫妻关系，现就[争议事项]事宜，经平等协商，自愿达成如下和解协议：</w:t>
-      </w:r>
-    </w:p>
-    <w:p>
-      <w:pPr>
-        <w:spacing w:line="360" w:lineRule="auto"/>
-        <w:ind w:firstLine="420"/>
-      </w:pPr>
-      <w:r>
-        <w:rPr>
-          <w:rFonts w:ascii="仿宋" w:hAnsi="仿宋" w:eastAsia="仿宋"/>
-          <w:b/>
-          <w:sz w:val="28"/>
-        </w:rPr>
-        <w:t>一、涉案房屋</w:t>
-      </w:r>
-    </w:p>
-    <w:p>
-      <w:pPr>
-        <w:spacing w:line="360" w:lineRule="auto"/>
-        <w:ind w:firstLine="420"/>
-      </w:pPr>
-      <w:r>
-        <w:rPr>
-          <w:rFonts w:ascii="仿宋" w:hAnsi="仿宋" w:eastAsia="仿宋"/>
-          <w:b w:val="0"/>
-          <w:sz w:val="28"/>
-        </w:rPr>
-        <w:t>双方确认，本协议所涉房屋为坐落于[房屋坐落]的房屋（以下简称“该房屋”）。</w:t>
-      </w:r>
-    </w:p>
-    <w:p>
-      <w:pPr>
-        <w:spacing w:line="360" w:lineRule="auto"/>
-        <w:ind w:firstLine="420"/>
-      </w:pPr>
-      <w:r>
-        <w:rPr>
-          <w:rFonts w:ascii="仿宋" w:hAnsi="仿宋" w:eastAsia="仿宋"/>
-          <w:b/>
-          <w:sz w:val="28"/>
-        </w:rPr>
-        <w:t>二、处置方式</w:t>
-      </w:r>
-    </w:p>
-    <w:p>
-      <w:pPr>
-        <w:spacing w:line="360" w:lineRule="auto"/>
-        <w:ind w:firstLine="420"/>
-      </w:pPr>
-      <w:r>
-        <w:rPr>
-          <w:rFonts w:ascii="仿宋" w:hAnsi="仿宋" w:eastAsia="仿宋"/>
-          <w:b w:val="0"/>
-          <w:sz w:val="28"/>
-        </w:rPr>
-        <w:t>1. 双方一致同意将该房屋出售，出售价格由双方协商确定。</w:t>
-      </w:r>
-    </w:p>
-    <w:p>
-      <w:pPr>
-        <w:spacing w:line="360" w:lineRule="auto"/>
-        <w:ind w:firstLine="420"/>
-      </w:pPr>
-      <w:r>
-        <w:rPr>
-          <w:rFonts w:ascii="仿宋" w:hAnsi="仿宋" w:eastAsia="仿宋"/>
-          <w:b w:val="0"/>
-          <w:sz w:val="28"/>
-        </w:rPr>
-        <w:t>2. 出售该房屋所得款项，优先用于清偿该房屋剩余银行贷款本息。</w:t>
-      </w:r>
-    </w:p>
-    <w:p>
-      <w:pPr>
-        <w:spacing w:line="360" w:lineRule="auto"/>
-        <w:ind w:firstLine="420"/>
-      </w:pPr>
-      <w:r>
-        <w:rPr>
-          <w:rFonts w:ascii="仿宋" w:hAnsi="仿宋" w:eastAsia="仿宋"/>
-          <w:b w:val="0"/>
-          <w:sz w:val="28"/>
-        </w:rPr>
-        <w:t>3. 清偿贷款后，剩余售房款由甲、乙双方各按[分配比例]分配。</w:t>
-      </w:r>
-    </w:p>
-    <w:p>
-      <w:pPr>
-        <w:spacing w:line="360" w:lineRule="auto"/>
-        <w:ind w:firstLine="420"/>
-      </w:pPr>
-      <w:r>
-        <w:rPr>
-          <w:rFonts w:ascii="仿宋" w:hAnsi="仿宋" w:eastAsia="仿宋"/>
-          <w:b/>
-          <w:sz w:val="28"/>
-        </w:rPr>
-        <w:t>三、剩余贷款分担</w:t>
-      </w:r>
-    </w:p>
-    <w:p>
-      <w:pPr>
-        <w:spacing w:line="360" w:lineRule="auto"/>
-        <w:ind w:firstLine="420"/>
-      </w:pPr>
-      <w:r>
-        <w:rPr>
-          <w:rFonts w:ascii="仿宋" w:hAnsi="仿宋" w:eastAsia="仿宋"/>
-          <w:b w:val="0"/>
-          <w:sz w:val="28"/>
-        </w:rPr>
-        <w:t>该房屋剩余银行贷款本息，由甲方承担[甲方贷款承担比例]，乙方承担[乙方贷款承担比例]。双方应于办理贷款结清手续时按上述比例各自支付。</w:t>
-      </w:r>
-    </w:p>
-    <w:p>
-      <w:pPr>
-        <w:spacing w:line="360" w:lineRule="auto"/>
-        <w:ind w:firstLine="420"/>
-      </w:pPr>
-      <w:r>
-        <w:rPr>
-          <w:rFonts w:ascii="仿宋" w:hAnsi="仿宋" w:eastAsia="仿宋"/>
-          <w:b/>
-          <w:sz w:val="28"/>
-        </w:rPr>
-        <w:t>四、交易费用</w:t>
-      </w:r>
-    </w:p>
-    <w:p>
-      <w:pPr>
-        <w:spacing w:line="360" w:lineRule="auto"/>
-        <w:ind w:firstLine="420"/>
-      </w:pPr>
-      <w:r>
-        <w:rPr>
-          <w:rFonts w:ascii="仿宋" w:hAnsi="仿宋" w:eastAsia="仿宋"/>
-          <w:b w:val="0"/>
-          <w:sz w:val="28"/>
-        </w:rPr>
-        <w:t>出售该房屋过程中产生的全部交易费用（包括但不限于中介费、税费、过户费等），由甲、乙双方各承担[交易费用比例]。</w:t>
-      </w:r>
-    </w:p>
-    <w:p>
-      <w:pPr>
-        <w:spacing w:line="360" w:lineRule="auto"/>
-        <w:ind w:firstLine="420"/>
-      </w:pPr>
-      <w:r>
-        <w:rPr>
-          <w:rFonts w:hint="eastAsia" w:ascii="仿宋" w:hAnsi="仿宋" w:eastAsia="仿宋"/>
-          <w:b/>
-          <w:sz w:val="28"/>
-          <w:lang w:val="en-US" w:eastAsia="zh-CN"/>
-        </w:rPr>
-        <w:t>五</w:t>
-      </w:r>
-      <w:r>
-        <w:rPr>
-          <w:rFonts w:ascii="仿宋" w:hAnsi="仿宋" w:eastAsia="仿宋"/>
-          <w:b/>
-          <w:sz w:val="28"/>
-        </w:rPr>
-        <w:t>、违约责任</w:t>
-      </w:r>
-    </w:p>
-    <w:p>
-      <w:pPr>
-        <w:spacing w:line="360" w:lineRule="auto"/>
-        <w:ind w:firstLine="420"/>
-      </w:pPr>
-      <w:r>
-        <w:rPr>
-          <w:rFonts w:ascii="仿宋" w:hAnsi="仿宋" w:eastAsia="仿宋"/>
-          <w:b w:val="0"/>
-          <w:sz w:val="28"/>
-        </w:rPr>
-        <w:t>任何一方违反本协议约定，应赔偿对方因此遭受的全部损失。</w:t>
-      </w:r>
-    </w:p>
-    <w:p>
-      <w:pPr>
-        <w:spacing w:line="360" w:lineRule="auto"/>
-        <w:ind w:firstLine="420"/>
-      </w:pPr>
-      <w:r>
-        <w:rPr>
-          <w:rFonts w:hint="eastAsia" w:ascii="仿宋" w:hAnsi="仿宋" w:eastAsia="仿宋"/>
-          <w:b/>
-          <w:sz w:val="28"/>
-          <w:lang w:val="en-US" w:eastAsia="zh-CN"/>
-        </w:rPr>
-        <w:t>六</w:t>
-      </w:r>
-      <w:r>
-        <w:rPr>
-          <w:rFonts w:ascii="仿宋" w:hAnsi="仿宋" w:eastAsia="仿宋"/>
-          <w:b/>
-          <w:sz w:val="28"/>
-        </w:rPr>
-        <w:t>、其他</w:t>
-      </w:r>
-    </w:p>
-    <w:p>
-      <w:pPr>
-        <w:spacing w:line="360" w:lineRule="auto"/>
-        <w:ind w:firstLine="420"/>
-      </w:pPr>
-      <w:r>
-        <w:rPr>
-          <w:rFonts w:ascii="仿宋" w:hAnsi="仿宋" w:eastAsia="仿宋"/>
-          <w:b w:val="0"/>
-          <w:sz w:val="28"/>
-        </w:rPr>
-        <w:t>本协议一式</w:t>
-      </w:r>
-      <w:r>
-        <w:rPr>
-          <w:rFonts w:hint="eastAsia" w:ascii="仿宋" w:hAnsi="仿宋" w:eastAsia="仿宋"/>
-          <w:b w:val="0"/>
-          <w:sz w:val="28"/>
-          <w:lang w:val="en-US" w:eastAsia="zh-CN"/>
-        </w:rPr>
-        <w:t>二</w:t>
-      </w:r>
-      <w:r>
-        <w:rPr>
-          <w:rFonts w:ascii="仿宋" w:hAnsi="仿宋" w:eastAsia="仿宋"/>
-          <w:b w:val="0"/>
-          <w:sz w:val="28"/>
-        </w:rPr>
-        <w:t>份，甲、乙双方各执一份，</w:t>
-      </w:r>
-      <w:bookmarkStart w:id="0" w:name="_GoBack"/>
-      <w:bookmarkEnd w:id="0"/>
-      <w:r>
-        <w:rPr>
-          <w:rFonts w:ascii="仿宋" w:hAnsi="仿宋" w:eastAsia="仿宋"/>
-          <w:b w:val="0"/>
-          <w:sz w:val="28"/>
-        </w:rPr>
-        <w:t>自双方签字之日起生效。</w:t>
-      </w:r>
-    </w:p>
-    <w:p/>
-    <w:tbl>
-      <w:tblPr>
-        <w:tblStyle w:val="32"/>
-        <w:tblW w:w="0" w:type="auto"/>
-        <w:tblInd w:w="0" w:type="dxa"/>
-        <w:tblLayout w:type="autofit"/>
-        <w:tblCellMar>
-          <w:top w:w="0" w:type="dxa"/>
-          <w:left w:w="108" w:type="dxa"/>
-          <w:bottom w:w="0" w:type="dxa"/>
-          <w:right w:w="108" w:type="dxa"/>
-        </w:tblCellMar>
-      </w:tblPr>
-      <w:tblGrid>
-        <w:gridCol w:w="4589"/>
-        <w:gridCol w:w="4589"/>
-      </w:tblGrid>
-      <w:tr>
-        <w:tblPrEx>
-          <w:tblCellMar>
-            <w:top w:w="0" w:type="dxa"/>
-            <w:left w:w="108" w:type="dxa"/>
-            <w:bottom w:w="0" w:type="dxa"/>
-            <w:right w:w="108" w:type="dxa"/>
-          </w:tblCellMar>
-        </w:tblPrEx>
-        <w:tc>
-          <w:tcPr>
-            <w:tcW w:w="4589" w:type="dxa"/>
-          </w:tcPr>
-          <w:p>
-            <w:r>
-              <w:rPr>
-                <w:rFonts w:ascii="仿宋" w:hAnsi="仿宋" w:eastAsia="仿宋"/>
-                <w:b w:val="0"/>
-                <w:sz w:val="28"/>
-              </w:rPr>
-              <w:t>甲方（签字）：</w:t>
-            </w:r>
-            <w:r>
-              <w:rPr>
-                <w:rFonts w:ascii="仿宋" w:hAnsi="仿宋" w:eastAsia="仿宋"/>
-                <w:b w:val="0"/>
-                <w:sz w:val="28"/>
-              </w:rPr>
-              <w:br w:type="textWrapping"/>
-            </w:r>
-            <w:r>
-              <w:rPr>
-                <w:rFonts w:ascii="仿宋" w:hAnsi="仿宋" w:eastAsia="仿宋"/>
-                <w:b w:val="0"/>
-                <w:sz w:val="28"/>
-              </w:rPr>
-              <w:br w:type="textWrapping"/>
-            </w:r>
-            <w:r>
-              <w:rPr>
-                <w:rFonts w:ascii="仿宋" w:hAnsi="仿宋" w:eastAsia="仿宋"/>
-                <w:b w:val="0"/>
-                <w:sz w:val="28"/>
-              </w:rPr>
-              <w:t>日期：    年    月    日</w:t>
-            </w:r>
-          </w:p>
-        </w:tc>
-        <w:tc>
-          <w:tcPr>
-            <w:tcW w:w="4589" w:type="dxa"/>
-          </w:tcPr>
-          <w:p>
-            <w:r>
-              <w:rPr>
-                <w:rFonts w:ascii="仿宋" w:hAnsi="仿宋" w:eastAsia="仿宋"/>
-                <w:b w:val="0"/>
-                <w:sz w:val="28"/>
-              </w:rPr>
-              <w:t>乙方（签字）：</w:t>
-            </w:r>
-            <w:r>
-              <w:rPr>
-                <w:rFonts w:ascii="仿宋" w:hAnsi="仿宋" w:eastAsia="仿宋"/>
-                <w:b w:val="0"/>
-                <w:sz w:val="28"/>
-              </w:rPr>
-              <w:br w:type="textWrapping"/>
-            </w:r>
-            <w:r>
-              <w:rPr>
-                <w:rFonts w:ascii="仿宋" w:hAnsi="仿宋" w:eastAsia="仿宋"/>
-                <w:b w:val="0"/>
-                <w:sz w:val="28"/>
-              </w:rPr>
-              <w:br w:type="textWrapping"/>
-            </w:r>
-            <w:r>
-              <w:rPr>
-                <w:rFonts w:ascii="仿宋" w:hAnsi="仿宋" w:eastAsia="仿宋"/>
-                <w:b w:val="0"/>
-                <w:sz w:val="28"/>
-              </w:rPr>
-              <w:t>日期：    年    月    日</w:t>
-            </w:r>
-          </w:p>
-        </w:tc>
-      </w:tr>
-    </w:tbl>
-    <w:p/>
-    <w:sectPr>
-      <w:footerReference r:id="rId5" w:type="default"/>
-      <w:pgSz w:w="12240" w:h="15840"/>
-      <w:pgMar w:top="2098" w:right="1474" w:bottom="1984" w:left="1587" w:header="720" w:footer="720" w:gutter="0"/>
-      <w:pgNumType w:fmt="decimal"/>
-      <w:cols w:space="720" w:num="1"/>
-      <w:docGrid w:linePitch="360" w:charSpace="0"/>
-    </w:sectPr>
-  </w:body>
-</w:document>
+<document xmlns="http://schemas.openxmlformats.org/wordprocessingml/2006/main" xmlns:ns1="http://schemas.openxmlformats.org/markup-compatibility/2006" xmlns:ns2="http://schemas.microsoft.com/office/word/2010/wordml" xmlns:ns3="http://schemas.openxmlformats.org/officeDocument/2006/relationships" ns1:Ignorable="w14 w15 wp14">
+  <body>
+    <p ns2:paraId="324A65DA">
+      <pPr>
+        <spacing after="240"/>
+        <jc val="center"/>
+      </pPr>
+      <r>
+        <rPr>
+          <rFonts ascii="黑体" hAnsi="黑体" eastAsia="黑体"/>
+          <b/>
+          <sz val="32"/>
+        </rPr>
+        <t>和解协议</t>
+      </r>
+    </p>
+    <p ns2:paraId="14A4AAC6">
+      <pPr>
+        <spacing line="360" lineRule="auto"/>
+      </pPr>
+      <r>
+        <rPr>
+          <rFonts ascii="仿宋" hAnsi="仿宋" eastAsia="仿宋"/>
+          <b val="0"/>
+          <sz val="28"/>
+        </rPr>
+        <t>甲方：【甲方姓名】，【性别】，【民族】，【甲方出生年月日】出生，身份证号码【甲方身份证号】，住所地【甲方住所地】。</t>
+      </r>
+    </p>
+    <p ns2:paraId="05F65659">
+      <pPr>
+        <spacing line="360" lineRule="auto"/>
+      </pPr>
+      <r>
+        <rPr>
+          <rFonts ascii="仿宋" hAnsi="仿宋" eastAsia="仿宋"/>
+          <b val="0"/>
+          <sz val="28"/>
+        </rPr>
+        <t>乙方：【乙方姓名】，【性别】，【民族】，【乙方出生年月日】出生，身份证号码【乙方身份证号】，住所地【乙方住所地】。</t>
+      </r>
+    </p>
+    <p ns2:paraId="3B4FADDB">
+      <pPr>
+        <spacing line="360" lineRule="auto"/>
+        <ind firstLine="420"/>
+      </pPr>
+      <r>
+        <rPr>
+          <rFonts ascii="仿宋" hAnsi="仿宋" eastAsia="仿宋"/>
+          <b val="0"/>
+          <sz val="28"/>
+        </rPr>
+        <t>甲、乙双方原系夫妻关系，现就【争议事项】事宜，经平等协商，自愿达成如下和解协议：</t>
+      </r>
+    </p>
+    <p ns2:paraId="4F662ECC">
+      <pPr>
+        <spacing line="360" lineRule="auto"/>
+        <ind firstLine="420"/>
+      </pPr>
+      <r>
+        <rPr>
+          <rFonts ascii="仿宋" hAnsi="仿宋" eastAsia="仿宋"/>
+          <b/>
+          <sz val="28"/>
+        </rPr>
+        <t>一、涉案房屋</t>
+      </r>
+    </p>
+    <p ns2:paraId="29783B71">
+      <pPr>
+        <spacing line="360" lineRule="auto"/>
+        <ind firstLine="420"/>
+      </pPr>
+      <r>
+        <rPr>
+          <rFonts ascii="仿宋" hAnsi="仿宋" eastAsia="仿宋"/>
+          <b val="0"/>
+          <sz val="28"/>
+        </rPr>
+        <t>双方确认，本协议所涉房屋为坐落于【房屋坐落】的房屋（以下简称“该房屋”）。</t>
+      </r>
+    </p>
+    <p ns2:paraId="7A68F3BF">
+      <pPr>
+        <spacing line="360" lineRule="auto"/>
+        <ind firstLine="420"/>
+      </pPr>
+      <r>
+        <rPr>
+          <rFonts ascii="仿宋" hAnsi="仿宋" eastAsia="仿宋"/>
+          <b/>
+          <sz val="28"/>
+        </rPr>
+        <t>二、处置方式</t>
+      </r>
+    </p>
+    <p ns2:paraId="6929BE2A">
+      <pPr>
+        <spacing line="360" lineRule="auto"/>
+        <ind firstLine="420"/>
+      </pPr>
+      <r>
+        <rPr>
+          <rFonts ascii="仿宋" hAnsi="仿宋" eastAsia="仿宋"/>
+          <b val="0"/>
+          <sz val="28"/>
+        </rPr>
+        <t>1. 双方一致同意将该房屋出售，出售价格由双方协商确定。</t>
+      </r>
+    </p>
+    <p ns2:paraId="3BB698C6">
+      <pPr>
+        <spacing line="360" lineRule="auto"/>
+        <ind firstLine="420"/>
+      </pPr>
+      <r>
+        <rPr>
+          <rFonts ascii="仿宋" hAnsi="仿宋" eastAsia="仿宋"/>
+          <b val="0"/>
+          <sz val="28"/>
+        </rPr>
+        <t>2. 出售该房屋所得款项，优先用于清偿该房屋剩余银行贷款本息。</t>
+      </r>
+    </p>
+    <p ns2:paraId="6B542223">
+      <pPr>
+        <spacing line="360" lineRule="auto"/>
+        <ind firstLine="420"/>
+      </pPr>
+      <r>
+        <rPr>
+          <rFonts ascii="仿宋" hAnsi="仿宋" eastAsia="仿宋"/>
+          <b val="0"/>
+          <sz val="28"/>
+        </rPr>
+        <t>3. 清偿贷款后，剩余售房款由甲、乙双方各按【分配比例】分配。</t>
+      </r>
+    </p>
+    <p ns2:paraId="2DF79103">
+      <pPr>
+        <spacing line="360" lineRule="auto"/>
+        <ind firstLine="420"/>
+      </pPr>
+      <r>
+        <rPr>
+          <rFonts ascii="仿宋" hAnsi="仿宋" eastAsia="仿宋"/>
+          <b/>
+          <sz val="28"/>
+        </rPr>
+        <t>三、剩余贷款分担</t>
+      </r>
+    </p>
+    <p ns2:paraId="4255DE4A">
+      <pPr>
+        <spacing line="360" lineRule="auto"/>
+        <ind firstLine="420"/>
+      </pPr>
+      <r>
+        <rPr>
+          <rFonts ascii="仿宋" hAnsi="仿宋" eastAsia="仿宋"/>
+          <b val="0"/>
+          <sz val="28"/>
+        </rPr>
+        <t>该房屋剩余银行贷款本息，由甲方承担【甲方贷款承担比例】，乙方承担【乙方贷款承担比例】。双方应于办理贷款结清手续时按上述比例各自支付。</t>
+      </r>
+    </p>
+    <p ns2:paraId="25A305FB">
+      <pPr>
+        <spacing line="360" lineRule="auto"/>
+        <ind firstLine="420"/>
+      </pPr>
+      <r>
+        <rPr>
+          <rFonts ascii="仿宋" hAnsi="仿宋" eastAsia="仿宋"/>
+          <b/>
+          <sz val="28"/>
+        </rPr>
+        <t>四、交易费用</t>
+      </r>
+    </p>
+    <p ns2:paraId="60BD1044">
+      <pPr>
+        <spacing line="360" lineRule="auto"/>
+        <ind firstLine="420"/>
+      </pPr>
+      <r>
+        <rPr>
+          <rFonts ascii="仿宋" hAnsi="仿宋" eastAsia="仿宋"/>
+          <b val="0"/>
+          <sz val="28"/>
+        </rPr>
+        <t>出售该房屋过程中产生的全部交易费用（包括但不限于中介费、税费、过户费等），由甲、乙双方各承担【交易费用比例】。</t>
+      </r>
+    </p>
+    <p ns2:paraId="19A8B613">
+      <pPr>
+        <spacing line="360" lineRule="auto"/>
+        <ind firstLine="420"/>
+      </pPr>
+      <r>
+        <rPr>
+          <rFonts hint="eastAsia" ascii="仿宋" hAnsi="仿宋" eastAsia="仿宋"/>
+          <b/>
+          <sz val="28"/>
+          <lang val="en-US" eastAsia="zh-CN"/>
+        </rPr>
+        <t>五</t>
+      </r>
+      <r>
+        <rPr>
+          <rFonts ascii="仿宋" hAnsi="仿宋" eastAsia="仿宋"/>
+          <b/>
+          <sz val="28"/>
+        </rPr>
+        <t>、违约责任</t>
+      </r>
+    </p>
+    <p ns2:paraId="0B809336">
+      <pPr>
+        <spacing line="360" lineRule="auto"/>
+        <ind firstLine="420"/>
+      </pPr>
+      <r>
+        <rPr>
+          <rFonts ascii="仿宋" hAnsi="仿宋" eastAsia="仿宋"/>
+          <b val="0"/>
+          <sz val="28"/>
+        </rPr>
+        <t>任何一方违反本协议约定，应赔偿对方因此遭受的全部损失。</t>
+      </r>
+    </p>
+    <p ns2:paraId="3E5CB7D0">
+      <pPr>
+        <spacing line="360" lineRule="auto"/>
+        <ind firstLine="420"/>
+      </pPr>
+      <r>
+        <rPr>
+          <rFonts hint="eastAsia" ascii="仿宋" hAnsi="仿宋" eastAsia="仿宋"/>
+          <b/>
+          <sz val="28"/>
+          <lang val="en-US" eastAsia="zh-CN"/>
+        </rPr>
+        <t>六</t>
+      </r>
+      <r>
+        <rPr>
+          <rFonts ascii="仿宋" hAnsi="仿宋" eastAsia="仿宋"/>
+          <b/>
+          <sz val="28"/>
+        </rPr>
+        <t>、其他</t>
+      </r>
+    </p>
+    <p ns2:paraId="6B3F0E6F">
+      <pPr>
+        <spacing line="360" lineRule="auto"/>
+        <ind firstLine="420"/>
+      </pPr>
+      <r>
+        <rPr>
+          <rFonts ascii="仿宋" hAnsi="仿宋" eastAsia="仿宋"/>
+          <b val="0"/>
+          <sz val="28"/>
+        </rPr>
+        <t>本协议一式</t>
+      </r>
+      <r>
+        <rPr>
+          <rFonts hint="eastAsia" ascii="仿宋" hAnsi="仿宋" eastAsia="仿宋"/>
+          <b val="0"/>
+          <sz val="28"/>
+          <lang val="en-US" eastAsia="zh-CN"/>
+        </rPr>
+        <t>二</t>
+      </r>
+      <r>
+        <rPr>
+          <rFonts ascii="仿宋" hAnsi="仿宋" eastAsia="仿宋"/>
+          <b val="0"/>
+          <sz val="28"/>
+        </rPr>
+        <t>份，甲、乙双方各执一份，</t>
+      </r>
+      <bookmarkStart id="0" name="_GoBack"/>
+      <bookmarkEnd id="0"/>
+      <r>
+        <rPr>
+          <rFonts ascii="仿宋" hAnsi="仿宋" eastAsia="仿宋"/>
+          <b val="0"/>
+          <sz val="28"/>
+        </rPr>
+        <t>自双方签字之日起生效。</t>
+      </r>
+    </p>
+    <p ns2:paraId="0F9252E7"/>
+    <tbl>
+      <tblPr>
+        <tblStyle val="32"/>
+        <tblW w="0" type="auto"/>
+        <tblInd w="0" type="dxa"/>
+        <tblLayout type="autofit"/>
+        <tblCellMar>
+          <top w="0" type="dxa"/>
+          <left w="108" type="dxa"/>
+          <bottom w="0" type="dxa"/>
+          <right w="108" type="dxa"/>
+        </tblCellMar>
+      </tblPr>
+      <tblGrid>
+        <gridCol w="4589"/>
+        <gridCol w="4589"/>
+      </tblGrid>
+      <tr ns2:paraId="6CF7ADCE">
+        <tblPrEx>
+          <tblCellMar>
+            <top w="0" type="dxa"/>
+            <left w="108" type="dxa"/>
+            <bottom w="0" type="dxa"/>
+            <right w="108" type="dxa"/>
+          </tblCellMar>
+        </tblPrEx>
+        <tc>
+          <tcPr>
+            <tcW w="4589" type="dxa"/>
+          </tcPr>
+          <p ns2:paraId="6F6FD21F">
+            <r>
+              <rPr>
+                <rFonts ascii="仿宋" hAnsi="仿宋" eastAsia="仿宋"/>
+                <b val="0"/>
+                <sz val="28"/>
+              </rPr>
+              <t>甲方（签字）：</t>
+            </r>
+            <r>
+              <rPr>
+                <rFonts ascii="仿宋" hAnsi="仿宋" eastAsia="仿宋"/>
+                <b val="0"/>
+                <sz val="28"/>
+              </rPr>
+              <br type="textWrapping"/>
+            </r>
+            <r>
+              <rPr>
+                <rFonts ascii="仿宋" hAnsi="仿宋" eastAsia="仿宋"/>
+                <b val="0"/>
+                <sz val="28"/>
+              </rPr>
+              <br type="textWrapping"/>
+            </r>
+            <r>
+              <rPr>
+                <rFonts ascii="仿宋" hAnsi="仿宋" eastAsia="仿宋"/>
+                <b val="0"/>
+                <sz val="28"/>
+              </rPr>
+              <t>日期：    年    月    日</t>
+            </r>
+          </p>
+        </tc>
+        <tc>
+          <tcPr>
+            <tcW w="4589" type="dxa"/>
+          </tcPr>
+          <p ns2:paraId="44788569">
+            <r>
+              <rPr>
+                <rFonts ascii="仿宋" hAnsi="仿宋" eastAsia="仿宋"/>
+                <b val="0"/>
+                <sz val="28"/>
+              </rPr>
+              <t>乙方（签字）：</t>
+            </r>
+            <r>
+              <rPr>
+                <rFonts ascii="仿宋" hAnsi="仿宋" eastAsia="仿宋"/>
+                <b val="0"/>
+                <sz val="28"/>
+              </rPr>
+              <br type="textWrapping"/>
+            </r>
+            <r>
+              <rPr>
+                <rFonts ascii="仿宋" hAnsi="仿宋" eastAsia="仿宋"/>
+                <b val="0"/>
+                <sz val="28"/>
+              </rPr>
+              <br type="textWrapping"/>
+            </r>
+            <r>
+              <rPr>
+                <rFonts ascii="仿宋" hAnsi="仿宋" eastAsia="仿宋"/>
+                <b val="0"/>
+                <sz val="28"/>
+              </rPr>
+              <t>日期：    年    月    日</t>
+            </r>
+          </p>
+        </tc>
+      </tr>
+    </tbl>
+    <p ns2:paraId="61DF98D0"/>
+    <sectPr>
+      <footerReference ns3:id="rId5" type="default"/>
+      <pgSz w="12240" h="15840"/>
+      <pgMar top="2098" right="1474" bottom="1984" left="1587" header="720" footer="720" gutter="0"/>
+      <pgNumType fmt="decimal"/>
+      <cols space="720" num="1"/>
+      <docGrid linePitch="360" charSpace="0"/>
+    </sectPr>
+  </body>
+</document>
 </file>
 
 <file path=word/endnotes.xml><?xml version="1.0" encoding="utf-8"?>
